--- a/data/outputs/docx/Grade 10 Biology/Bio 1.4/Biology_Chemicals_of_Life_SummaryTable.docx
+++ b/data/outputs/docx/Grade 10 Biology/Bio 1.4/Biology_Chemicals_of_Life_SummaryTable.docx
@@ -227,7 +227,7 @@
                 <w:sz w:val="18"/>
                 <w:szCs w:val="18"/>
               </w:rPr>
-              <w:t xml:space="preserve">DRIVING QUESTION: What are the chemicals of life found in our food, and how does their structure determine what they do inside living organisms?</w:t>
+              <w:t xml:space="preserve">Why do two children in Nairobi who both eat until they are full every day still grow, look, and perform so differently?</w:t>
             </w:r>
           </w:p>
         </w:tc>
@@ -532,7 +532,7 @@
                 <w:sz w:val="18"/>
                 <w:szCs w:val="18"/>
               </w:rPr>
-              <w:t xml:space="preserve">Lesson 1 — Anchoring the Mystery: What Is Really in Our Food and Why Does It Matter?</w:t>
+              <w:t xml:space="preserve">Why Do Two Children Eating Until Full Look So Different? Anchoring the Phenomenon &amp; Introducing Biomolecules</w:t>
             </w:r>
           </w:p>
         </w:tc>
@@ -564,7 +564,7 @@
                 <w:sz w:val="18"/>
                 <w:szCs w:val="18"/>
               </w:rPr>
-              <w:t xml:space="preserve">Students examined a typical Kenyan meal (ugali, sukuma wiki, beans, and cooking oil) and observed that different foods look, feel, and taste very differently, suggesting they contain different chemical substances.</w:t>
+              <w:t xml:space="preserve">Students examined photographs and case profiles of two Kenyan children with contrasting diets — one eating mainly ugali and the other eating a varied diet of githeri, eggs, and sukuma wiki — and observed visible differences in growth, energy, and health despite both reporting feeling full.</w:t>
             </w:r>
           </w:p>
         </w:tc>
@@ -596,7 +596,7 @@
                 <w:sz w:val="18"/>
                 <w:szCs w:val="18"/>
               </w:rPr>
-              <w:t xml:space="preserve">Food contains four main categories of biomolecules — carbohydrates, proteins, lipids, and nucleic acids — and different foods are dominated by different categories. Every biomolecule is made from a small set of chemical elements (C, H, O, N, P, S) arranged in distinct ways.</w:t>
+              <w:t xml:space="preserve">Food contains four major categories of chemical substances called biomolecules — carbohydrates, proteins, lipids, and nucleic acids — and different Kenyan foods supply these in very different proportions. Feeling 'full' does not mean the body has received all the biomolecules it needs for growth and function.</w:t>
             </w:r>
           </w:p>
         </w:tc>
@@ -628,7 +628,7 @@
                 <w:sz w:val="18"/>
                 <w:szCs w:val="18"/>
               </w:rPr>
-              <w:t xml:space="preserve">The visible and physical differences between foods (starchy ugali vs. oily avocado vs. protein-rich beans) are explained by differences in the types and proportions of biomolecules present, each with a unique chemical structure that determines its function inside the body.</w:t>
+              <w:t xml:space="preserve">The visible differences between the two children cannot be explained by quantity of food alone; the chemical composition of each diet determines what raw materials are available for body processes. This lesson anchored the driving question and established biomolecules as the unit of analysis for all subsequent lessons.</w:t>
             </w:r>
           </w:p>
         </w:tc>
@@ -681,7 +681,7 @@
                 <w:sz w:val="18"/>
                 <w:szCs w:val="18"/>
               </w:rPr>
-              <w:t xml:space="preserve">Lesson 2 — Carbohydrates and Proteins: Building Blocks of Life in Every Kenyan Meal</w:t>
+              <w:t xml:space="preserve">Carbohydrates: Composition, Properties, and Functions</w:t>
             </w:r>
           </w:p>
         </w:tc>
@@ -713,7 +713,7 @@
                 <w:sz w:val="18"/>
                 <w:szCs w:val="18"/>
               </w:rPr>
-              <w:t xml:space="preserve">Students compared the energy release patterns from simple sugars (mandazi) versus complex starch (ugali) using a graph of blood glucose over time, and examined the amino acid composition and structural levels of proteins found in milk and beans.</w:t>
+              <w:t xml:space="preserve">Students performed iodine and Benedict's reagent tests on common Kenyan foods — ugali (maize flour), ripe banana, sukuma wiki juice, and sugar cane extract — and recorded colour changes to distinguish starch (polysaccharide) from simple sugars (monosaccharides and disaccharides).</w:t>
             </w:r>
           </w:p>
         </w:tc>
@@ -745,7 +745,7 @@
                 <w:sz w:val="18"/>
                 <w:szCs w:val="18"/>
               </w:rPr>
-              <w:t xml:space="preserve">Carbohydrates are polymers of glucose monomers — short chains are digested rapidly (quick energy burst, rapid drop) while long chains digest slowly (sustained energy). Proteins are polymers of amino acids; their primary, secondary, tertiary, and quaternary structures determine their specific functions such as enzymatic activity, structural support, and transport.</w:t>
+              <w:t xml:space="preserve">Carbohydrates are composed of carbon, hydrogen, and oxygen (CH₂O ratio) and exist as monosaccharides (e.g., glucose, fructose), disaccharides (e.g., sucrose, maltose), and polysaccharides (e.g., starch, glycogen, cellulose). Their primary roles are energy provision and, in the case of cellulose, structural support in plant cell walls.</w:t>
             </w:r>
           </w:p>
         </w:tc>
@@ -777,7 +777,7 @@
                 <w:sz w:val="18"/>
                 <w:szCs w:val="18"/>
               </w:rPr>
-              <w:t xml:space="preserve">The reason ugali provides sustained energy while a sugary snack causes a quick spike and crash is explained by the length and branching of the carbohydrate polymer chain. The reason different proteins do very different jobs (haemoglobin carries oxygen; keratin forms hair) is explained by differences in amino acid sequence and three-dimensional folding.</w:t>
+              <w:t xml:space="preserve">A diet dominated by ugali and other starchy staples supplies mainly polysaccharide carbohydrates for energy but may lack adequate protein and lipids. This helps begin to explain why the child eating mainly ugali may have energy but still shows differences in muscle development and immune function compared to the child on a varied diet.</w:t>
             </w:r>
           </w:p>
         </w:tc>
@@ -830,7 +830,7 @@
                 <w:sz w:val="18"/>
                 <w:szCs w:val="18"/>
               </w:rPr>
-              <w:t xml:space="preserve">Lesson 3 — Lipids, Water, and Mineral Salts: The Hidden Chemicals Behind Growth and Health</w:t>
+              <w:t xml:space="preserve">Proteins and Lipids: Composition, Properties, and Functions</w:t>
             </w:r>
           </w:p>
         </w:tc>
@@ -862,7 +862,7 @@
                 <w:sz w:val="18"/>
                 <w:szCs w:val="18"/>
               </w:rPr>
-              <w:t xml:space="preserve">Students observed that cooking oil does not mix with water, that fatty foods leave a translucent grease spot on paper, and reviewed case studies of children in the Rift Valley showing symptoms of mineral deficiency (e.g., anaemia from low iron, goitre from low iodine).</w:t>
+              <w:t xml:space="preserve">Students carried out the biuret test on egg white, bean extract, and maize flour solutions to detect proteins, and the ethanol emulsion test on nyama choma drippings, avocado pulp, and dry maize flour to detect lipids. Results were recorded and compared across food samples.</w:t>
             </w:r>
           </w:p>
         </w:tc>
@@ -894,7 +894,7 @@
                 <w:sz w:val="18"/>
                 <w:szCs w:val="18"/>
               </w:rPr>
-              <w:t xml:space="preserve">Lipids serve as long-term energy stores, cell membrane components, and insulation — roles that carbohydrates cannot fill. Water acts as a universal solvent and medium for all biochemical reactions. Mineral salts, though needed in small quantities, are essential cofactors and structural components whose absence causes specific deficiency diseases.</w:t>
+              <w:t xml:space="preserve">Proteins are polymers of amino acids containing C, H, O, N, and sometimes S; their amino acid sequence determines their specific function as structural proteins, enzymes, transport molecules, or antibodies. Lipids (fats and oils) are composed of C, H, and O, are non-polar, and serve as concentrated energy stores, membrane components, and hormone precursors. Both macromolecules are essential for growth and regulation.</w:t>
             </w:r>
           </w:p>
         </w:tc>
@@ -926,7 +926,7 @@
                 <w:sz w:val="18"/>
                 <w:szCs w:val="18"/>
               </w:rPr>
-              <w:t xml:space="preserve">The immiscibility of lipids in water is explained by their non-polar hydrocarbon tails, which also make them excellent energy-dense stores and membrane barriers. Deficiency symptoms are explained by the specific structural or catalytic role each mineral plays — iron in haemoglobin, iodine in thyroid hormones — so absence disrupts that exact function.</w:t>
+              <w:t xml:space="preserve">The child eating eggs, beans (protein-rich), and avocado (lipid-rich) receives the amino acid building blocks for muscle, antibody, and enzyme synthesis, as well as lipids for cell membrane construction and hormone production. The child eating mainly ugali lacks sufficient dietary protein and healthy lipids, which accounts for observable differences in growth, immunity, and overall development.</w:t>
             </w:r>
           </w:p>
         </w:tc>
@@ -979,7 +979,7 @@
                 <w:sz w:val="18"/>
                 <w:szCs w:val="18"/>
               </w:rPr>
-              <w:t xml:space="preserve">Lesson 4 — Food Tests (Practical): Detecting the Chemicals Hidden in Kenyan Foods</w:t>
+              <w:t xml:space="preserve">Nucleic Acids: DNA and RNA — The Molecules That Carry Life's Instructions</w:t>
             </w:r>
           </w:p>
         </w:tc>
@@ -1011,7 +1011,7 @@
                 <w:sz w:val="18"/>
                 <w:szCs w:val="18"/>
               </w:rPr>
-              <w:t xml:space="preserve">Students performed Benedict's test, iodine test, Biuret test, and the ethanol emulsion test on samples of milk, maize flour, groundnuts, and cooked beans, recording colour changes as quantitative evidence for the presence or absence of each macromolecule.</w:t>
+              <w:t xml:space="preserve">Students examined a simplified DNA extraction demonstration using ripe banana or onion, detergent, salt solution, and cold ethanol, observing white thread-like precipitate as evidence of nucleic acids present in all living cells. They also studied diagrams comparing DNA and RNA structures.</w:t>
             </w:r>
           </w:p>
         </w:tc>
@@ -1043,7 +1043,7 @@
                 <w:sz w:val="18"/>
                 <w:szCs w:val="18"/>
               </w:rPr>
-              <w:t xml:space="preserve">Different Kenyan foods contain different macromolecules detectable by specific chemical reagents: Benedict's reagent turns brick-red in the presence of reducing sugars; iodine turns blue-black with starch; Biuret reagent turns purple with proteins; the ethanol emulsion test produces a white emulsion with lipids. A single food such as milk can test positive for multiple macromolecules simultaneously.</w:t>
+              <w:t xml:space="preserve">Nucleic acids (DNA and RNA) are polymers of nucleotides, each composed of a pentose sugar, a phosphate group, and a nitrogenous base. DNA carries hereditary information in the sequence of its bases and is found in the nucleus; RNA carries instructions from DNA to ribosomes for protein synthesis. Nucleic acids are present in every cell and are essential for growth, reproduction, and inheritance.</w:t>
             </w:r>
           </w:p>
         </w:tc>
@@ -1075,7 +1075,7 @@
                 <w:sz w:val="18"/>
                 <w:szCs w:val="18"/>
               </w:rPr>
-              <w:t xml:space="preserve">The colour changes observed are explained by specific chemical reactions between each reagent and the functional groups of the target biomolecule — for example, Benedict's reagent is reduced by the aldehyde groups of reducing sugars. The presence of multiple positive results in milk confirms that real foods are complex mixtures of biomolecules, not pure single substances.</w:t>
+              <w:t xml:space="preserve">The genetic differences between the two children — determining their potential height, muscle fibre composition, and metabolic efficiency — are encoded in DNA. However, DNA can only direct growth and body maintenance if the correct biomolecule building blocks (amino acids from protein, energy from carbohydrates and lipids) are supplied by the diet, further connecting food composition to observed differences.</w:t>
             </w:r>
           </w:p>
         </w:tc>
@@ -1128,7 +1128,7 @@
                 <w:sz w:val="18"/>
                 <w:szCs w:val="18"/>
               </w:rPr>
-              <w:t xml:space="preserve">Lesson 5 — Enzymes: Properties and Factors Affecting Activity</w:t>
+              <w:t xml:space="preserve">Enzymes: Nature, Properties, and Factors Affecting Activity</w:t>
             </w:r>
           </w:p>
         </w:tc>
@@ -1160,7 +1160,7 @@
                 <w:sz w:val="18"/>
                 <w:szCs w:val="18"/>
               </w:rPr>
-              <w:t xml:space="preserve">Students observed the effect of temperature and pH on the rate of starch breakdown by salivary amylase (using iodine colour change at timed intervals), and compared enzyme activity in samples held at 0 °C, 37 °C, 60 °C, and at pH 2, 7, and 9.</w:t>
+              <w:t xml:space="preserve">Students investigated the effect of temperature and pH on the activity of salivary amylase breaking down starch (from ugali paste), testing samples at cold (Nairobi cold tap water ~16 °C), body temperature (~37 °C), and hot water (~70 °C) conditions, and using iodine solution at intervals to track starch disappearance.</w:t>
             </w:r>
           </w:p>
         </w:tc>
@@ -1192,7 +1192,7 @@
                 <w:sz w:val="18"/>
                 <w:szCs w:val="18"/>
               </w:rPr>
-              <w:t xml:space="preserve">Enzymes are biological protein catalysts with a specific active site (lock-and-key model) that determines which substrate they can act upon. Factors including temperature, pH, substrate concentration, and enzyme concentration affect the rate of enzyme activity; beyond the optimum, enzymes are denatured because the active site shape is permanently altered.</w:t>
+              <w:t xml:space="preserve">Enzymes are specific globular protein catalysts that lower activation energy by binding substrates at a complementary active site (lock-and-key model). Enzyme activity is affected by temperature (optimum ~37 °C in humans; denaturation above ~50 °C), pH (each enzyme has an optimal pH), substrate concentration, and enzyme concentration. Denaturation permanently alters enzyme shape and destroys function.</w:t>
             </w:r>
           </w:p>
         </w:tc>
@@ -1224,7 +1224,7 @@
                 <w:sz w:val="18"/>
                 <w:szCs w:val="18"/>
               </w:rPr>
-              <w:t xml:space="preserve">The rapid loss of enzyme activity above 60 °C is explained by the disruption of hydrogen bonds and other interactions that maintain the enzyme's tertiary structure, distorting the active site so the substrate can no longer bind. The specificity of each enzyme (amylase breaks starch but not protein) is explained by the precise complementary shape of the active site to its substrate.</w:t>
+              <w:t xml:space="preserve">The child with adequate dietary protein can synthesise all necessary enzymes for digestion and metabolism at correct concentrations. A protein-deficient diet impairs enzyme synthesis, slowing digestion and metabolic reactions. This explains why nutrient deficiency affects not only body structure but also the efficiency of every chemical reaction in the body, compounding the differences seen between the two children.</w:t>
             </w:r>
           </w:p>
         </w:tc>
@@ -1277,7 +1277,7 @@
                 <w:sz w:val="18"/>
                 <w:szCs w:val="18"/>
               </w:rPr>
-              <w:t xml:space="preserve">Lesson 6 — Energy Requirements, Revisiting the Phenomenon, and Model Finalisation</w:t>
+              <w:t xml:space="preserve">Water, Mineral Salts, Energy Requirements, and Final Explanation of the Phenomenon</w:t>
             </w:r>
           </w:p>
         </w:tc>
@@ -1309,7 +1309,7 @@
                 <w:sz w:val="18"/>
                 <w:szCs w:val="18"/>
               </w:rPr>
-              <w:t xml:space="preserve">Students revisited the anchoring phenomenon (comparing energy from ugali, nyama choma, and avocado) using caloric data and food label analysis, then compared their Lesson 1 predictions and initial models against the full body of evidence gathered across all six lessons.</w:t>
+              <w:t xml:space="preserve">Students analysed nutritional data tables for common Kenyan meals and calculated approximate energy values (kJ) from macronutrient content. They also reviewed case study data showing the effects of iron deficiency (anaemia in Rift Valley farming communities), calcium deficiency (rickets), and iodine deficiency (goitre near Lake Victoria) to observe real-world consequences of mineral salt deficiency.</w:t>
             </w:r>
           </w:p>
         </w:tc>
@@ -1341,7 +1341,7 @@
                 <w:sz w:val="18"/>
                 <w:szCs w:val="18"/>
               </w:rPr>
-              <w:t xml:space="preserve">Lipids store more than twice the energy per gram of carbohydrates or proteins due to the high proportion of C–H bonds in their long hydrocarbon chains. Daily energy requirements vary by age, sex, and activity level. Every biomolecule's function — from energy storage to catalysis to genetic information — is ultimately determined by its molecular structure.</w:t>
+              <w:t xml:space="preserve">Water is the universal solvent and transport medium for all metabolic reactions; it participates directly in hydrolysis reactions and temperature regulation. Mineral salts serve precise molecular roles: iron is a component of haemoglobin for oxygen transport, calcium is required for bone mineralisation and muscle contraction, iodine is needed for thyroid hormone synthesis, and phosphorus is a component of ATP, DNA, and cell membranes. Energy requirements vary by age, sex, and activity level, and must be met by an appropriate balance of carbohydrates, lipids, and proteins.</w:t>
             </w:r>
           </w:p>
         </w:tc>
@@ -1373,7 +1373,7 @@
                 <w:sz w:val="18"/>
                 <w:szCs w:val="18"/>
               </w:rPr>
-              <w:t xml:space="preserve">The driving question is fully answered: the chemicals of life found in Kenyan foods (carbohydrates, proteins, lipids, water, mineral salts, and nucleic acids) have specific molecular structures — chain length, monomer sequence, degree of saturation, active site shape — that directly determine the roles they play inside living organisms, from fuelling a Kipchoge marathon to replicating DNA in a dividing cell.</w:t>
+              <w:t xml:space="preserve">The full explanation of the driving question integrates all six lessons: the two children differ in the quality and chemical composition of their diets, not just the quantity. Differences in carbohydrate type, protein sufficiency, lipid availability, nucleic acid precursors, enzyme synthesis capacity, hydration, and mineral salt intake collectively determine growth, immunity, metabolic efficiency, and physical appearance — demonstrating that the chemicals of life, not just calories, determine biological outcomes.</w:t>
             </w:r>
           </w:p>
         </w:tc>
